--- a/downloads/teacher/05 Materials/Unit 02/Slides/Slides 02.12 - Saving and Compound Growth.docx
+++ b/downloads/teacher/05 Materials/Unit 02/Slides/Slides 02.12 - Saving and Compound Growth.docx
@@ -17,7 +17,7 @@
         <w:pStyle w:val="FirstParagraph"/>
       </w:pPr>
       <w:r>
-        <w:t xml:space="preserve">Lesson 2.12, one day, 13 slides. Rates marked [update].</w:t>
+        <w:t xml:space="preserve">Lesson 2.12, one day, 13 slides. Rates to be refreshed before teaching.</w:t>
       </w:r>
     </w:p>
     <w:p>
@@ -226,21 +226,6 @@
       </w:pPr>
       <w:r>
         <w:t xml:space="preserve">Ask three things: the rate, the fees, the minimum balance.</w:t>
-      </w:r>
-    </w:p>
-    <w:p>
-      <w:pPr>
-        <w:numPr>
-          <w:ilvl w:val="0"/>
-          <w:numId w:val="1004"/>
-        </w:numPr>
-        <w:pStyle w:val="Compact"/>
-      </w:pPr>
-      <w:r>
-        <w:rPr>
-          <w:rStyle w:val="TeacherNote"/>
-        </w:rPr>
-        <w:t xml:space="preserve">[Sal: name the credit union or bank nearest the school]</w:t>
       </w:r>
     </w:p>
     <w:p>
